--- a/Recruiter_Message_Sanity_Check_User_Guide.docx
+++ b/Recruiter_Message_Sanity_Check_User_Guide.docx
@@ -75,6 +75,20 @@
           <w:sz w:val="20"/>
           <w:szCs w:val="20"/>
         </w:rPr>
+        <w:t xml:space="preserve">It also flags what’s missing, not just what’s present. A message that never names an employer, never states a job title, or routes the whole opportunity through an unnamed "friend of a friend" scores as suspicious even if it avoids obviously scammy language — because a real recruiter always has an answer for who they work for and what the role is.</w:t>
+      </w:r>
+    </w:p>
+    <w:p>
+      <w:pPr>
+        <w:spacing w:after="160"/>
+      </w:pPr>
+      <w:r>
+        <w:rPr>
+          <w:rFonts w:ascii="Arial" w:cs="Arial" w:eastAsia="Arial" w:hAnsi="Arial"/>
+          <w:color w:val="444444"/>
+          <w:sz w:val="20"/>
+          <w:szCs w:val="20"/>
+        </w:rPr>
         <w:t xml:space="preserve">It returns a plain-language verdict — Low, Caution, or High — along with a pattern match strength score out of 100. This is a starting point for your own judgment, not a final answer.</w:t>
       </w:r>
     </w:p>
@@ -355,7 +369,26 @@
           <w:sz w:val="20"/>
           <w:szCs w:val="20"/>
         </w:rPr>
-        <w:t xml:space="preserve">A reverse image search on the profile photo turns up on a stock site or someone else's profile</w:t>
+        <w:t xml:space="preserve">Sender’s headline/profession has nothing to do with recruiting or the pitch (e.g. a nurse or engineer suddenly offering an unrelated "project")</w:t>
+      </w:r>
+    </w:p>
+    <w:p>
+      <w:pPr>
+        <w:pStyle w:val="ListParagraph"/>
+        <w:numPr>
+          <w:ilvl w:val="0"/>
+          <w:numId w:val="3"/>
+        </w:numPr>
+        <w:spacing w:after="80"/>
+      </w:pPr>
+      <w:r>
+        <w:rPr>
+          <w:rFonts w:ascii="Arial" w:cs="Arial" w:eastAsia="Arial" w:hAnsi="Arial"/>
+          <w:color w:val="444444"/>
+          <w:sz w:val="20"/>
+          <w:szCs w:val="20"/>
+        </w:rPr>
+        <w:t xml:space="preserve">Profile photo looks AI-generated, stock, or oddly generic on closer look (asymmetric features, warped background, too-perfect skin)</w:t>
       </w:r>
     </w:p>
     <w:p>
@@ -583,6 +616,20 @@
     </w:p>
     <w:p>
       <w:pPr>
+        <w:spacing w:after="160"/>
+      </w:pPr>
+      <w:r>
+        <w:rPr>
+          <w:rFonts w:ascii="Arial" w:cs="Arial" w:eastAsia="Arial" w:hAnsi="Arial"/>
+          <w:color w:val="444444"/>
+          <w:sz w:val="20"/>
+          <w:szCs w:val="20"/>
+        </w:rPr>
+        <w:t xml:space="preserve">If the result lands in the Proceed with caution range, a fourth block appears above the highlighted message: a ready-to-send follow-up message. See Section 6.</w:t>
+      </w:r>
+    </w:p>
+    <w:p>
+      <w:pPr>
         <w:pStyle w:val="Heading1"/>
         <w:spacing w:after="120" w:before="280"/>
       </w:pPr>
@@ -697,7 +744,137 @@
           <w:sz w:val="26"/>
           <w:szCs w:val="26"/>
         </w:rPr>
-        <w:t xml:space="preserve">6. Other Features</w:t>
+        <w:t xml:space="preserve">6. Follow-Up Message (Caution-Range Results Only)</w:t>
+      </w:r>
+    </w:p>
+    <w:p>
+      <w:pPr>
+        <w:spacing w:after="160"/>
+      </w:pPr>
+      <w:r>
+        <w:rPr>
+          <w:rFonts w:ascii="Arial" w:cs="Arial" w:eastAsia="Arial" w:hAnsi="Arial"/>
+          <w:color w:val="444444"/>
+          <w:sz w:val="20"/>
+          <w:szCs w:val="20"/>
+        </w:rPr>
+        <w:t xml:space="preserve">When a result lands in the Proceed with caution range (25–54), the report includes a suggested follow-up message and a Copy follow-up message button.</w:t>
+      </w:r>
+    </w:p>
+    <w:p>
+      <w:pPr>
+        <w:spacing w:after="160"/>
+      </w:pPr>
+      <w:r>
+        <w:rPr>
+          <w:rFonts w:ascii="Arial" w:cs="Arial" w:eastAsia="Arial" w:hAnsi="Arial"/>
+          <w:color w:val="444444"/>
+          <w:sz w:val="20"/>
+          <w:szCs w:val="20"/>
+        </w:rPr>
+        <w:t xml:space="preserve">This is not a verification tool — it’s wording you can send back to the sender to ask for the specifics a real recruiter can always provide, without volunteering any personal information of your own:</w:t>
+      </w:r>
+    </w:p>
+    <w:p>
+      <w:pPr>
+        <w:pStyle w:val="ListParagraph"/>
+        <w:numPr>
+          <w:ilvl w:val="0"/>
+          <w:numId w:val="3"/>
+        </w:numPr>
+        <w:spacing w:after="80"/>
+      </w:pPr>
+      <w:r>
+        <w:rPr>
+          <w:rFonts w:ascii="Arial" w:cs="Arial" w:eastAsia="Arial" w:hAnsi="Arial"/>
+          <w:color w:val="444444"/>
+          <w:sz w:val="20"/>
+          <w:szCs w:val="20"/>
+        </w:rPr>
+        <w:t xml:space="preserve">The full, official company name</w:t>
+      </w:r>
+    </w:p>
+    <w:p>
+      <w:pPr>
+        <w:pStyle w:val="ListParagraph"/>
+        <w:numPr>
+          <w:ilvl w:val="0"/>
+          <w:numId w:val="3"/>
+        </w:numPr>
+        <w:spacing w:after="80"/>
+      </w:pPr>
+      <w:r>
+        <w:rPr>
+          <w:rFonts w:ascii="Arial" w:cs="Arial" w:eastAsia="Arial" w:hAnsi="Arial"/>
+          <w:color w:val="444444"/>
+          <w:sz w:val="20"/>
+          <w:szCs w:val="20"/>
+        </w:rPr>
+        <w:t xml:space="preserve">A link to the job posting, or a requisition/job ID</w:t>
+      </w:r>
+    </w:p>
+    <w:p>
+      <w:pPr>
+        <w:pStyle w:val="ListParagraph"/>
+        <w:numPr>
+          <w:ilvl w:val="0"/>
+          <w:numId w:val="3"/>
+        </w:numPr>
+        <w:spacing w:after="80"/>
+      </w:pPr>
+      <w:r>
+        <w:rPr>
+          <w:rFonts w:ascii="Arial" w:cs="Arial" w:eastAsia="Arial" w:hAnsi="Arial"/>
+          <w:color w:val="444444"/>
+          <w:sz w:val="20"/>
+          <w:szCs w:val="20"/>
+        </w:rPr>
+        <w:t xml:space="preserve">The job title and team the role sits on</w:t>
+      </w:r>
+    </w:p>
+    <w:p>
+      <w:pPr>
+        <w:spacing w:after="160"/>
+      </w:pPr>
+      <w:r>
+        <w:rPr>
+          <w:rFonts w:ascii="Arial" w:cs="Arial" w:eastAsia="Arial" w:hAnsi="Arial"/>
+          <w:color w:val="444444"/>
+          <w:sz w:val="20"/>
+          <w:szCs w:val="20"/>
+        </w:rPr>
+        <w:t xml:space="preserve">If the flagged patterns included an unnamed intermediary (a "friend," "colleague," or similar go-between) or a mismatch between the sender’s email and their claimed employer, the suggested message adjusts to ask for those specifically — for example, a way to verify the intermediary directly, or confirmation that correspondence is coming from a company email address.</w:t>
+      </w:r>
+    </w:p>
+    <w:p>
+      <w:pPr>
+        <w:spacing w:after="160"/>
+      </w:pPr>
+      <w:r>
+        <w:rPr>
+          <w:rFonts w:ascii="Arial" w:cs="Arial" w:eastAsia="Arial" w:hAnsi="Arial"/>
+          <w:color w:val="444444"/>
+          <w:sz w:val="20"/>
+          <w:szCs w:val="20"/>
+        </w:rPr>
+        <w:t xml:space="preserve">This feature does not appear on High risk results. At that score, the recommended move isn’t a more careful reply — it’s to stop engaging and use the reporting links in Section 5 instead. A vague or evasive response to the follow-up message is itself informative, but a smooth, professional-sounding non-answer doesn’t clear a sender either — keep verifying independently through the company’s own site.</w:t>
+      </w:r>
+    </w:p>
+    <w:p>
+      <w:pPr>
+        <w:pStyle w:val="Heading1"/>
+        <w:spacing w:after="120" w:before="280"/>
+      </w:pPr>
+      <w:r>
+        <w:rPr>
+          <w:rFonts w:ascii="Arial" w:cs="Arial" w:eastAsia="Arial" w:hAnsi="Arial"/>
+          <w:b/>
+          <w:bCs/>
+          <w:color w:val="0f2d3d"/>
+          <w:sz w:val="26"/>
+          <w:szCs w:val="26"/>
+        </w:rPr>
+        <w:t xml:space="preserve">7. Other Features</w:t>
       </w:r>
     </w:p>
     <w:p>
@@ -885,7 +1062,7 @@
           <w:sz w:val="26"/>
           <w:szCs w:val="26"/>
         </w:rPr>
-        <w:t xml:space="preserve">7. Customizing the Pattern List</w:t>
+        <w:t xml:space="preserve">8. Customizing the Pattern List</w:t>
       </w:r>
     </w:p>
     <w:p>
@@ -916,7 +1093,7 @@
           <w:sz w:val="26"/>
           <w:szCs w:val="26"/>
         </w:rPr>
-        <w:t xml:space="preserve">8. Limitations</w:t>
+        <w:t xml:space="preserve">9. Limitations</w:t>
       </w:r>
     </w:p>
     <w:p>
@@ -955,6 +1132,44 @@
           <w:szCs w:val="20"/>
         </w:rPr>
         <w:t xml:space="preserve">The domain-mismatch check is a rough heuristic and can misfire on abbreviated or rebranded company names.</w:t>
+      </w:r>
+    </w:p>
+    <w:p>
+      <w:pPr>
+        <w:pStyle w:val="ListParagraph"/>
+        <w:numPr>
+          <w:ilvl w:val="0"/>
+          <w:numId w:val="3"/>
+        </w:numPr>
+        <w:spacing w:after="80"/>
+      </w:pPr>
+      <w:r>
+        <w:rPr>
+          <w:rFonts w:ascii="Arial" w:cs="Arial" w:eastAsia="Arial" w:hAnsi="Arial"/>
+          <w:color w:val="444444"/>
+          <w:sz w:val="20"/>
+          <w:szCs w:val="20"/>
+        </w:rPr>
+        <w:t xml:space="preserve">The "no company named" and "no job title mentioned" checks look for absence, not presence — an unusually short but entirely legitimate message (for example, "Are you the Tom who spoke at the OT security conference last year?") can occasionally pick up a low-weight flag. These checks carry modest weight for that reason, and rarely push a score into High risk on their own.</w:t>
+      </w:r>
+    </w:p>
+    <w:p>
+      <w:pPr>
+        <w:pStyle w:val="ListParagraph"/>
+        <w:numPr>
+          <w:ilvl w:val="0"/>
+          <w:numId w:val="3"/>
+        </w:numPr>
+        <w:spacing w:after="80"/>
+      </w:pPr>
+      <w:r>
+        <w:rPr>
+          <w:rFonts w:ascii="Arial" w:cs="Arial" w:eastAsia="Arial" w:hAnsi="Arial"/>
+          <w:color w:val="444444"/>
+          <w:sz w:val="20"/>
+          <w:szCs w:val="20"/>
+        </w:rPr>
+        <w:t xml:space="preserve">The suggested follow-up message is a starting point for asking better questions, not a scam-detection tool in its own right — how someone responds still requires your own judgment.</w:t>
       </w:r>
     </w:p>
     <w:p>
@@ -990,7 +1205,7 @@
           <w:sz w:val="26"/>
           <w:szCs w:val="26"/>
         </w:rPr>
-        <w:t xml:space="preserve">9. Quick Reference</w:t>
+        <w:t xml:space="preserve">10. Quick Reference</w:t>
       </w:r>
     </w:p>
     <w:tbl>
@@ -1236,7 +1451,7 @@
                 <w:sz w:val="19"/>
                 <w:szCs w:val="19"/>
               </w:rPr>
-              <w:t xml:space="preserve">Several patterns matched. Slow down and verify before sharing any personal information.</w:t>
+              <w:t xml:space="preserve">Several patterns matched. A follow-up message is suggested (see Section 6). Slow down and verify before sharing any personal information.</w:t>
             </w:r>
           </w:p>
         </w:tc>

--- a/Recruiter_Message_Sanity_Check_User_Guide.docx
+++ b/Recruiter_Message_Sanity_Check_User_Guide.docx
@@ -389,6 +389,25 @@
           <w:szCs w:val="20"/>
         </w:rPr>
         <w:t xml:space="preserve">Profile photo looks AI-generated, stock, or oddly generic on closer look (asymmetric features, warped background, too-perfect skin)</w:t>
+      </w:r>
+    </w:p>
+    <w:p>
+      <w:pPr>
+        <w:pStyle w:val="ListParagraph"/>
+        <w:numPr>
+          <w:ilvl w:val="0"/>
+          <w:numId w:val="3"/>
+        </w:numPr>
+        <w:spacing w:after="80"/>
+      </w:pPr>
+      <w:r>
+        <w:rPr>
+          <w:rFonts w:ascii="Arial" w:cs="Arial" w:eastAsia="Arial" w:hAnsi="Arial"/>
+          <w:color w:val="444444"/>
+          <w:sz w:val="20"/>
+          <w:szCs w:val="20"/>
+        </w:rPr>
+        <w:t xml:space="preserve">Reverse image search shows the photo used elsewhere / on a stock site — optional; the tool provides one-click links to Google Images, TinEye, and Bing Visual Search so you can check without leaving the page</w:t>
       </w:r>
     </w:p>
     <w:p>

--- a/Recruiter_Message_Sanity_Check_User_Guide.docx
+++ b/Recruiter_Message_Sanity_Check_User_Guide.docx
@@ -388,7 +388,7 @@
           <w:sz w:val="20"/>
           <w:szCs w:val="20"/>
         </w:rPr>
-        <w:t xml:space="preserve">Profile photo looks AI-generated, stock, or oddly generic on closer look (asymmetric features, warped background, too-perfect skin)</w:t>
+        <w:t xml:space="preserve">Profile photo looks AI-generated, stock, or oddly generic on closer look (asymmetric features, warped background, too-perfect skin) — optional; the tool links to Is It AI? and Quillbot’s AI Image Detector, two free no-signup checkers, so you can test the photo without leaving the page</w:t>
       </w:r>
     </w:p>
     <w:p>
@@ -465,6 +465,128 @@
           <w:szCs w:val="20"/>
         </w:rPr>
         <w:t xml:space="preserve">Little to no posting or comment history</w:t>
+      </w:r>
+    </w:p>
+    <w:p>
+      <w:pPr>
+        <w:spacing w:after="120"/>
+      </w:pPr>
+      <w:r>
+        <w:rPr>
+          <w:rFonts w:ascii="Arial" w:cs="Arial" w:eastAsia="Arial" w:hAnsi="Arial"/>
+          <w:i/>
+          <w:iCs/>
+          <w:color w:val="444444"/>
+          <w:sz w:val="20"/>
+          <w:szCs w:val="20"/>
+        </w:rPr>
+        <w:t xml:space="preserve">How to check if someone is a real listed employee on LinkedIn:</w:t>
+      </w:r>
+    </w:p>
+    <w:p>
+      <w:pPr>
+        <w:pStyle w:val="ListParagraph"/>
+        <w:numPr>
+          <w:ilvl w:val="0"/>
+          <w:numId w:val="4"/>
+        </w:numPr>
+        <w:spacing w:after="80"/>
+      </w:pPr>
+      <w:r>
+        <w:rPr>
+          <w:rFonts w:ascii="Arial" w:cs="Arial" w:eastAsia="Arial" w:hAnsi="Arial"/>
+          <w:color w:val="444444"/>
+          <w:sz w:val="20"/>
+          <w:szCs w:val="20"/>
+        </w:rPr>
+        <w:t xml:space="preserve">Search for the company by name in LinkedIn’s top search bar and open their official company page — not a person’s profile.</w:t>
+      </w:r>
+    </w:p>
+    <w:p>
+      <w:pPr>
+        <w:pStyle w:val="ListParagraph"/>
+        <w:numPr>
+          <w:ilvl w:val="0"/>
+          <w:numId w:val="4"/>
+        </w:numPr>
+        <w:spacing w:after="80"/>
+      </w:pPr>
+      <w:r>
+        <w:rPr>
+          <w:rFonts w:ascii="Arial" w:cs="Arial" w:eastAsia="Arial" w:hAnsi="Arial"/>
+          <w:b/>
+          <w:bCs/>
+          <w:color w:val="444444"/>
+          <w:sz w:val="20"/>
+          <w:szCs w:val="20"/>
+        </w:rPr>
+        <w:t xml:space="preserve">Click the People tab</w:t>
+      </w:r>
+      <w:r>
+        <w:rPr>
+          <w:rFonts w:ascii="Arial" w:cs="Arial" w:eastAsia="Arial" w:hAnsi="Arial"/>
+          <w:color w:val="444444"/>
+          <w:sz w:val="20"/>
+          <w:szCs w:val="20"/>
+        </w:rPr>
+        <w:t xml:space="preserve"> near the top of the company page. This shows everyone who currently lists that company in their LinkedIn profile.</w:t>
+      </w:r>
+    </w:p>
+    <w:p>
+      <w:pPr>
+        <w:pStyle w:val="ListParagraph"/>
+        <w:numPr>
+          <w:ilvl w:val="0"/>
+          <w:numId w:val="4"/>
+        </w:numPr>
+        <w:spacing w:after="80"/>
+      </w:pPr>
+      <w:r>
+        <w:rPr>
+          <w:rFonts w:ascii="Arial" w:cs="Arial" w:eastAsia="Arial" w:hAnsi="Arial"/>
+          <w:color w:val="444444"/>
+          <w:sz w:val="20"/>
+          <w:szCs w:val="20"/>
+        </w:rPr>
+        <w:t xml:space="preserve">Use the "Search by name" box on the People tab to search the sender’s name. A genuine current employee will show up here.</w:t>
+      </w:r>
+    </w:p>
+    <w:p>
+      <w:pPr>
+        <w:pStyle w:val="ListParagraph"/>
+        <w:numPr>
+          <w:ilvl w:val="0"/>
+          <w:numId w:val="4"/>
+        </w:numPr>
+        <w:spacing w:after="80"/>
+      </w:pPr>
+      <w:r>
+        <w:rPr>
+          <w:rFonts w:ascii="Arial" w:cs="Arial" w:eastAsia="Arial" w:hAnsi="Arial"/>
+          <w:color w:val="444444"/>
+          <w:sz w:val="20"/>
+          <w:szCs w:val="20"/>
+        </w:rPr>
+        <w:t xml:space="preserve">No result isn’t automatic proof either way — it could mean they don’t work there, or (rarely) their privacy settings hide them from the list. Weigh it alongside the other checklist items rather than on its own.</w:t>
+      </w:r>
+    </w:p>
+    <w:p>
+      <w:pPr>
+        <w:pStyle w:val="ListParagraph"/>
+        <w:numPr>
+          <w:ilvl w:val="0"/>
+          <w:numId w:val="4"/>
+        </w:numPr>
+        <w:spacing w:after="80"/>
+      </w:pPr>
+      <w:r>
+        <w:rPr>
+          <w:rFonts w:ascii="Arial" w:cs="Arial" w:eastAsia="Arial" w:hAnsi="Arial"/>
+          <w:color w:val="444444"/>
+          <w:sz w:val="20"/>
+          <w:szCs w:val="20"/>
+        </w:rPr>
+        <w:t xml:space="preserve">Also check the sender’s own profile: a verified company listing in their Experience section shows the company’s logo and links to the real company page. Plain, unlinked text is a weaker, self-reported claim — anyone can type any company name into that field.</w:t>
       </w:r>
     </w:p>
     <w:p>
@@ -1769,6 +1891,12 @@
       <w:startOverride w:val="1"/>
     </w:lvlOverride>
   </w:num>
+  <w:num w:numId="4">
+    <w:abstractNumId w:val="3"/>
+    <w:lvlOverride w:ilvl="0">
+      <w:startOverride w:val="1"/>
+    </w:lvlOverride>
+  </w:num>
   <w:num w:numId="3">
     <w:abstractNumId w:val="2"/>
     <w:lvlOverride w:ilvl="0">
